--- a/Coding 1 - year/Unit 7 - Project Development/Daily Lesson Plans/Word/Day 147.docx
+++ b/Coding 1 - year/Unit 7 - Project Development/Daily Lesson Plans/Word/Day 147.docx
@@ -50,12 +50,15 @@
               </w:rPr>
               <w:t xml:space="preserve">Coding I — Full Year</w:t>
             </w:r>
-          </w:p>
-          <w:p>
-            <w:pPr>
-              <w:spacing w:before="40"/>
-              <w:jc w:val="center"/>
-            </w:pPr>
+            <w:r>
+              <w:rPr>
+                <w:rFonts w:ascii="Arial" w:cs="Arial" w:eastAsia="Arial" w:hAnsi="Arial"/>
+                <w:sz w:val="16"/>
+                <w:szCs w:val="16"/>
+              </w:rPr>
+              <w:br/>
+              <w:t xml:space="preserve"/>
+            </w:r>
             <w:r>
               <w:rPr>
                 <w:rFonts w:ascii="Arial" w:cs="Arial" w:eastAsia="Arial" w:hAnsi="Arial"/>
@@ -83,7 +86,7 @@
           <w:rFonts w:ascii="Arial" w:cs="Arial" w:eastAsia="Arial" w:hAnsi="Arial"/>
           <w:b/>
           <w:bCs/>
-          <w:color w:val="1F3864"/>
+          <w:color w:val="2B5797"/>
           <w:sz w:val="32"/>
           <w:szCs w:val="32"/>
         </w:rPr>
@@ -261,9 +264,9 @@
               <w:right w:val="single" w:color="CCCCCC" w:sz="1"/>
             </w:tcBorders>
             <w:tcMar>
-              <w:top w:type="dxa" w:w="60"/>
+              <w:top w:type="dxa" w:w="80"/>
               <w:left w:type="dxa" w:w="120"/>
-              <w:bottom w:type="dxa" w:w="60"/>
+              <w:bottom w:type="dxa" w:w="80"/>
               <w:right w:type="dxa" w:w="120"/>
             </w:tcMar>
           </w:tcPr>
@@ -290,20 +293,213 @@
               <w:right w:val="single" w:color="CCCCCC" w:sz="1"/>
             </w:tcBorders>
             <w:tcMar>
-              <w:top w:type="dxa" w:w="60"/>
+              <w:top w:type="dxa" w:w="80"/>
               <w:left w:type="dxa" w:w="120"/>
-              <w:bottom w:type="dxa" w:w="60"/>
+              <w:bottom w:type="dxa" w:w="80"/>
               <w:right w:type="dxa" w:w="120"/>
             </w:tcMar>
           </w:tcPr>
           <w:p>
-            <w:r>
-              <w:rPr>
-                <w:rFonts w:ascii="Arial" w:cs="Arial" w:eastAsia="Arial" w:hAnsi="Arial"/>
-                <w:sz w:val="20"/>
-                <w:szCs w:val="20"/>
+            <w:pPr>
+              <w:spacing w:after="80" w:before="80"/>
+            </w:pPr>
+            <w:r>
+              <w:rPr>
+                <w:rFonts w:ascii="Arial" w:cs="Arial" w:eastAsia="Arial" w:hAnsi="Arial"/>
+                <w:b/>
+                <w:bCs/>
+                <w:i w:val="false"/>
+                <w:iCs w:val="false"/>
+                <w:color w:val="000000"/>
+                <w:sz w:val="22"/>
+                <w:szCs w:val="22"/>
               </w:rPr>
               <w:t xml:space="preserve">Bell Ringer / Review</w:t>
+            </w:r>
+            <w:r>
+              <w:rPr>
+                <w:rFonts w:ascii="Arial" w:cs="Arial" w:eastAsia="Arial" w:hAnsi="Arial"/>
+                <w:sz w:val="20"/>
+                <w:szCs w:val="20"/>
+              </w:rPr>
+              <w:br/>
+              <w:t xml:space="preserve"/>
+            </w:r>
+            <w:r>
+              <w:rPr>
+                <w:rFonts w:ascii="Arial" w:cs="Arial" w:eastAsia="Arial" w:hAnsi="Arial"/>
+                <w:sz w:val="20"/>
+                <w:szCs w:val="20"/>
+              </w:rPr>
+              <w:br/>
+              <w:t xml:space="preserve"/>
+            </w:r>
+            <w:r>
+              <w:rPr>
+                <w:rFonts w:ascii="Arial" w:cs="Arial" w:eastAsia="Arial" w:hAnsi="Arial"/>
+                <w:b/>
+                <w:bCs/>
+                <w:i w:val="false"/>
+                <w:iCs w:val="false"/>
+                <w:color w:val="000000"/>
+                <w:sz w:val="20"/>
+                <w:szCs w:val="20"/>
+              </w:rPr>
+              <w:t xml:space="preserve">Quick Write </w:t>
+            </w:r>
+            <w:r>
+              <w:rPr>
+                <w:rFonts w:ascii="Arial" w:cs="Arial" w:eastAsia="Arial" w:hAnsi="Arial"/>
+                <w:b w:val="false"/>
+                <w:bCs w:val="false"/>
+                <w:i w:val="false"/>
+                <w:iCs w:val="false"/>
+                <w:color w:val="000000"/>
+                <w:sz w:val="20"/>
+                <w:szCs w:val="20"/>
+              </w:rPr>
+              <w:t xml:space="preserve">(3 min — written or verbal):</w:t>
+            </w:r>
+            <w:r>
+              <w:rPr>
+                <w:rFonts w:ascii="Arial" w:cs="Arial" w:eastAsia="Arial" w:hAnsi="Arial"/>
+                <w:sz w:val="20"/>
+                <w:szCs w:val="20"/>
+              </w:rPr>
+              <w:br/>
+              <w:t xml:space="preserve"/>
+            </w:r>
+            <w:r>
+              <w:rPr>
+                <w:rFonts w:ascii="Arial" w:cs="Arial" w:eastAsia="Arial" w:hAnsi="Arial"/>
+                <w:b w:val="false"/>
+                <w:bCs w:val="false"/>
+                <w:i w:val="false"/>
+                <w:iCs w:val="false"/>
+                <w:color w:val="000000"/>
+                <w:sz w:val="20"/>
+                <w:szCs w:val="20"/>
+              </w:rPr>
+              <w:t xml:space="preserve">    What do you already know about how to write a clear project proposal including problem statement, target audience, core features, and success criteria?</w:t>
+            </w:r>
+            <w:r>
+              <w:rPr>
+                <w:rFonts w:ascii="Arial" w:cs="Arial" w:eastAsia="Arial" w:hAnsi="Arial"/>
+                <w:sz w:val="20"/>
+                <w:szCs w:val="20"/>
+              </w:rPr>
+              <w:br/>
+              <w:t xml:space="preserve"/>
+            </w:r>
+            <w:r>
+              <w:rPr>
+                <w:rFonts w:ascii="Arial" w:cs="Arial" w:eastAsia="Arial" w:hAnsi="Arial"/>
+                <w:sz w:val="20"/>
+                <w:szCs w:val="20"/>
+              </w:rPr>
+              <w:br/>
+              <w:t xml:space="preserve"/>
+            </w:r>
+            <w:r>
+              <w:rPr>
+                <w:rFonts w:ascii="Arial" w:cs="Arial" w:eastAsia="Arial" w:hAnsi="Arial"/>
+                <w:b/>
+                <w:bCs/>
+                <w:i w:val="false"/>
+                <w:iCs w:val="false"/>
+                <w:color w:val="000000"/>
+                <w:sz w:val="20"/>
+                <w:szCs w:val="20"/>
+              </w:rPr>
+              <w:t xml:space="preserve">Vocabulary Preview — </w:t>
+            </w:r>
+            <w:r>
+              <w:rPr>
+                <w:rFonts w:ascii="Arial" w:cs="Arial" w:eastAsia="Arial" w:hAnsi="Arial"/>
+                <w:b w:val="false"/>
+                <w:bCs w:val="false"/>
+                <w:i w:val="false"/>
+                <w:iCs w:val="false"/>
+                <w:color w:val="000000"/>
+                <w:sz w:val="20"/>
+                <w:szCs w:val="20"/>
+              </w:rPr>
+              <w:t xml:space="preserve">terms we'll use today:</w:t>
+            </w:r>
+            <w:r>
+              <w:rPr>
+                <w:rFonts w:ascii="Arial" w:cs="Arial" w:eastAsia="Arial" w:hAnsi="Arial"/>
+                <w:sz w:val="20"/>
+                <w:szCs w:val="20"/>
+              </w:rPr>
+              <w:br/>
+              <w:t xml:space="preserve"/>
+            </w:r>
+            <w:r>
+              <w:rPr>
+                <w:rFonts w:ascii="Arial" w:cs="Arial" w:eastAsia="Arial" w:hAnsi="Arial"/>
+                <w:b w:val="false"/>
+                <w:bCs w:val="false"/>
+                <w:i w:val="false"/>
+                <w:iCs w:val="false"/>
+                <w:color w:val="000000"/>
+                <w:sz w:val="20"/>
+                <w:szCs w:val="20"/>
+              </w:rPr>
+              <w:t xml:space="preserve">    • proposal   •   1-2 pages   •   30-45 minutes   •   1. Project Title   •   2. Problem Statement   •   3. Target Audience</w:t>
+            </w:r>
+            <w:r>
+              <w:rPr>
+                <w:rFonts w:ascii="Arial" w:cs="Arial" w:eastAsia="Arial" w:hAnsi="Arial"/>
+                <w:sz w:val="20"/>
+                <w:szCs w:val="20"/>
+              </w:rPr>
+              <w:br/>
+              <w:t xml:space="preserve"/>
+            </w:r>
+            <w:r>
+              <w:rPr>
+                <w:rFonts w:ascii="Arial" w:cs="Arial" w:eastAsia="Arial" w:hAnsi="Arial"/>
+                <w:sz w:val="20"/>
+                <w:szCs w:val="20"/>
+              </w:rPr>
+              <w:br/>
+              <w:t xml:space="preserve"/>
+            </w:r>
+            <w:r>
+              <w:rPr>
+                <w:rFonts w:ascii="Arial" w:cs="Arial" w:eastAsia="Arial" w:hAnsi="Arial"/>
+                <w:b w:val="false"/>
+                <w:bCs w:val="false"/>
+                <w:i/>
+                <w:iCs/>
+                <w:color w:val="444444"/>
+                <w:sz w:val="20"/>
+                <w:szCs w:val="20"/>
+              </w:rPr>
+              <w:t xml:space="preserve">Today's Goal: By the end of class you will be able to write a clear project proposal including problem statement, target audience, core features, and success criteria.</w:t>
+            </w:r>
+            <w:r>
+              <w:rPr>
+                <w:rFonts w:ascii="Arial" w:cs="Arial" w:eastAsia="Arial" w:hAnsi="Arial"/>
+                <w:sz w:val="20"/>
+                <w:szCs w:val="20"/>
+              </w:rPr>
+              <w:br/>
+              <w:t xml:space="preserve"/>
+            </w:r>
+            <w:r>
+              <w:rPr>
+                <w:rFonts w:ascii="Arial" w:cs="Arial" w:eastAsia="Arial" w:hAnsi="Arial"/>
+                <w:b w:val="false"/>
+                <w:bCs w:val="false"/>
+                <w:i/>
+                <w:iCs/>
+                <w:color w:val="555555"/>
+                <w:sz w:val="20"/>
+                <w:szCs w:val="20"/>
+              </w:rPr>
+              <w:t xml:space="preserve">→ Pair-share your response, then 2–3 students share with the class.</w:t>
             </w:r>
           </w:p>
         </w:tc>
@@ -319,9 +515,9 @@
               <w:right w:val="single" w:color="CCCCCC" w:sz="1"/>
             </w:tcBorders>
             <w:tcMar>
-              <w:top w:type="dxa" w:w="60"/>
+              <w:top w:type="dxa" w:w="80"/>
               <w:left w:type="dxa" w:w="120"/>
-              <w:bottom w:type="dxa" w:w="60"/>
+              <w:bottom w:type="dxa" w:w="80"/>
               <w:right w:type="dxa" w:w="120"/>
             </w:tcMar>
           </w:tcPr>
@@ -348,20 +544,468 @@
               <w:right w:val="single" w:color="CCCCCC" w:sz="1"/>
             </w:tcBorders>
             <w:tcMar>
-              <w:top w:type="dxa" w:w="60"/>
+              <w:top w:type="dxa" w:w="80"/>
               <w:left w:type="dxa" w:w="120"/>
-              <w:bottom w:type="dxa" w:w="60"/>
+              <w:bottom w:type="dxa" w:w="80"/>
               <w:right w:type="dxa" w:w="120"/>
             </w:tcMar>
           </w:tcPr>
           <w:p>
-            <w:r>
-              <w:rPr>
-                <w:rFonts w:ascii="Arial" w:cs="Arial" w:eastAsia="Arial" w:hAnsi="Arial"/>
-                <w:sz w:val="20"/>
-                <w:szCs w:val="20"/>
-              </w:rPr>
-              <w:t xml:space="preserve">Mini Lesson: Writing a Project Proposal</w:t>
+            <w:pPr>
+              <w:spacing w:after="80" w:before="80"/>
+            </w:pPr>
+            <w:r>
+              <w:rPr>
+                <w:rFonts w:ascii="Arial" w:cs="Arial" w:eastAsia="Arial" w:hAnsi="Arial"/>
+                <w:b/>
+                <w:bCs/>
+                <w:i w:val="false"/>
+                <w:iCs w:val="false"/>
+                <w:color w:val="000000"/>
+                <w:sz w:val="22"/>
+                <w:szCs w:val="22"/>
+              </w:rPr>
+              <w:t xml:space="preserve">Mini Lesson: </w:t>
+            </w:r>
+            <w:r>
+              <w:rPr>
+                <w:rFonts w:ascii="Arial" w:cs="Arial" w:eastAsia="Arial" w:hAnsi="Arial"/>
+                <w:b w:val="false"/>
+                <w:bCs w:val="false"/>
+                <w:i w:val="false"/>
+                <w:iCs w:val="false"/>
+                <w:color w:val="000000"/>
+                <w:sz w:val="22"/>
+                <w:szCs w:val="22"/>
+              </w:rPr>
+              <w:t xml:space="preserve">Writing a Project Proposal</w:t>
+            </w:r>
+            <w:r>
+              <w:rPr>
+                <w:rFonts w:ascii="Arial" w:cs="Arial" w:eastAsia="Arial" w:hAnsi="Arial"/>
+                <w:sz w:val="20"/>
+                <w:szCs w:val="20"/>
+              </w:rPr>
+              <w:br/>
+              <w:t xml:space="preserve"/>
+            </w:r>
+            <w:r>
+              <w:rPr>
+                <w:rFonts w:ascii="Arial" w:cs="Arial" w:eastAsia="Arial" w:hAnsi="Arial"/>
+                <w:sz w:val="20"/>
+                <w:szCs w:val="20"/>
+              </w:rPr>
+              <w:br/>
+              <w:t xml:space="preserve"/>
+            </w:r>
+            <w:r>
+              <w:rPr>
+                <w:rFonts w:ascii="Arial" w:cs="Arial" w:eastAsia="Arial" w:hAnsi="Arial"/>
+                <w:b/>
+                <w:bCs/>
+                <w:i/>
+                <w:iCs/>
+                <w:color w:val="000000"/>
+                <w:sz w:val="20"/>
+                <w:szCs w:val="20"/>
+              </w:rPr>
+              <w:t xml:space="preserve">Learning Target: </w:t>
+            </w:r>
+            <w:r>
+              <w:rPr>
+                <w:rFonts w:ascii="Arial" w:cs="Arial" w:eastAsia="Arial" w:hAnsi="Arial"/>
+                <w:b w:val="false"/>
+                <w:bCs w:val="false"/>
+                <w:i/>
+                <w:iCs/>
+                <w:color w:val="333333"/>
+                <w:sz w:val="20"/>
+                <w:szCs w:val="20"/>
+              </w:rPr>
+              <w:t xml:space="preserve">I can write a clear project proposal including problem statement, target audience, core features, and success criteria.</w:t>
+            </w:r>
+            <w:r>
+              <w:rPr>
+                <w:rFonts w:ascii="Arial" w:cs="Arial" w:eastAsia="Arial" w:hAnsi="Arial"/>
+                <w:sz w:val="20"/>
+                <w:szCs w:val="20"/>
+              </w:rPr>
+              <w:br/>
+              <w:t xml:space="preserve"/>
+            </w:r>
+            <w:r>
+              <w:rPr>
+                <w:rFonts w:ascii="Arial" w:cs="Arial" w:eastAsia="Arial" w:hAnsi="Arial"/>
+                <w:sz w:val="20"/>
+                <w:szCs w:val="20"/>
+              </w:rPr>
+              <w:br/>
+              <w:t xml:space="preserve"/>
+            </w:r>
+            <w:r>
+              <w:rPr>
+                <w:rFonts w:ascii="Arial" w:cs="Arial" w:eastAsia="Arial" w:hAnsi="Arial"/>
+                <w:b w:val="false"/>
+                <w:bCs w:val="false"/>
+                <w:i w:val="false"/>
+                <w:iCs w:val="false"/>
+                <w:color w:val="000000"/>
+                <w:sz w:val="20"/>
+                <w:szCs w:val="20"/>
+              </w:rPr>
+              <w:t xml:space="preserve">Your proposal is your contract with yourself. It answers:</w:t>
+            </w:r>
+            <w:r>
+              <w:rPr>
+                <w:rFonts w:ascii="Arial" w:cs="Arial" w:eastAsia="Arial" w:hAnsi="Arial"/>
+                <w:sz w:val="20"/>
+                <w:szCs w:val="20"/>
+              </w:rPr>
+              <w:br/>
+              <w:t xml:space="preserve"/>
+            </w:r>
+            <w:r>
+              <w:rPr>
+                <w:rFonts w:ascii="Arial" w:cs="Arial" w:eastAsia="Arial" w:hAnsi="Arial"/>
+                <w:b w:val="false"/>
+                <w:bCs w:val="false"/>
+                <w:i w:val="false"/>
+                <w:iCs w:val="false"/>
+                <w:color w:val="000000"/>
+                <w:sz w:val="20"/>
+                <w:szCs w:val="20"/>
+              </w:rPr>
+              <w:t xml:space="preserve">A good proposal is 1-2 pages and takes 30-45 minutes to write. It saves hours of wasted coding.</w:t>
+            </w:r>
+            <w:r>
+              <w:rPr>
+                <w:rFonts w:ascii="Arial" w:cs="Arial" w:eastAsia="Arial" w:hAnsi="Arial"/>
+                <w:sz w:val="20"/>
+                <w:szCs w:val="20"/>
+              </w:rPr>
+              <w:br/>
+              <w:t xml:space="preserve"/>
+            </w:r>
+            <w:r>
+              <w:rPr>
+                <w:rFonts w:ascii="Arial" w:cs="Arial" w:eastAsia="Arial" w:hAnsi="Arial"/>
+                <w:sz w:val="20"/>
+                <w:szCs w:val="20"/>
+              </w:rPr>
+              <w:br/>
+              <w:t xml:space="preserve"/>
+            </w:r>
+            <w:r>
+              <w:rPr>
+                <w:rFonts w:ascii="Arial" w:cs="Arial" w:eastAsia="Arial" w:hAnsi="Arial"/>
+                <w:b/>
+                <w:bCs/>
+                <w:i w:val="false"/>
+                <w:iCs w:val="false"/>
+                <w:color w:val="000000"/>
+                <w:sz w:val="20"/>
+                <w:szCs w:val="20"/>
+              </w:rPr>
+              <w:t xml:space="preserve">Key Concepts:</w:t>
+            </w:r>
+            <w:r>
+              <w:rPr>
+                <w:rFonts w:ascii="Arial" w:cs="Arial" w:eastAsia="Arial" w:hAnsi="Arial"/>
+                <w:sz w:val="20"/>
+                <w:szCs w:val="20"/>
+              </w:rPr>
+              <w:br/>
+              <w:t xml:space="preserve"/>
+            </w:r>
+            <w:r>
+              <w:rPr>
+                <w:rFonts w:ascii="Arial" w:cs="Arial" w:eastAsia="Arial" w:hAnsi="Arial"/>
+                <w:b w:val="false"/>
+                <w:bCs w:val="false"/>
+                <w:i w:val="false"/>
+                <w:iCs w:val="false"/>
+                <w:color w:val="000000"/>
+                <w:sz w:val="20"/>
+                <w:szCs w:val="20"/>
+              </w:rPr>
+              <w:t xml:space="preserve">    • What are you building?</w:t>
+            </w:r>
+            <w:r>
+              <w:rPr>
+                <w:rFonts w:ascii="Arial" w:cs="Arial" w:eastAsia="Arial" w:hAnsi="Arial"/>
+                <w:sz w:val="20"/>
+                <w:szCs w:val="20"/>
+              </w:rPr>
+              <w:br/>
+              <w:t xml:space="preserve"/>
+            </w:r>
+            <w:r>
+              <w:rPr>
+                <w:rFonts w:ascii="Arial" w:cs="Arial" w:eastAsia="Arial" w:hAnsi="Arial"/>
+                <w:b w:val="false"/>
+                <w:bCs w:val="false"/>
+                <w:i w:val="false"/>
+                <w:iCs w:val="false"/>
+                <w:color w:val="000000"/>
+                <w:sz w:val="20"/>
+                <w:szCs w:val="20"/>
+              </w:rPr>
+              <w:t xml:space="preserve">    • Why does it matter?</w:t>
+            </w:r>
+            <w:r>
+              <w:rPr>
+                <w:rFonts w:ascii="Arial" w:cs="Arial" w:eastAsia="Arial" w:hAnsi="Arial"/>
+                <w:sz w:val="20"/>
+                <w:szCs w:val="20"/>
+              </w:rPr>
+              <w:br/>
+              <w:t xml:space="preserve"/>
+            </w:r>
+            <w:r>
+              <w:rPr>
+                <w:rFonts w:ascii="Arial" w:cs="Arial" w:eastAsia="Arial" w:hAnsi="Arial"/>
+                <w:b w:val="false"/>
+                <w:bCs w:val="false"/>
+                <w:i w:val="false"/>
+                <w:iCs w:val="false"/>
+                <w:color w:val="000000"/>
+                <w:sz w:val="20"/>
+                <w:szCs w:val="20"/>
+              </w:rPr>
+              <w:t xml:space="preserve">    • Who will use it?</w:t>
+            </w:r>
+            <w:r>
+              <w:rPr>
+                <w:rFonts w:ascii="Arial" w:cs="Arial" w:eastAsia="Arial" w:hAnsi="Arial"/>
+                <w:sz w:val="20"/>
+                <w:szCs w:val="20"/>
+              </w:rPr>
+              <w:br/>
+              <w:t xml:space="preserve"/>
+            </w:r>
+            <w:r>
+              <w:rPr>
+                <w:rFonts w:ascii="Arial" w:cs="Arial" w:eastAsia="Arial" w:hAnsi="Arial"/>
+                <w:b w:val="false"/>
+                <w:bCs w:val="false"/>
+                <w:i w:val="false"/>
+                <w:iCs w:val="false"/>
+                <w:color w:val="000000"/>
+                <w:sz w:val="20"/>
+                <w:szCs w:val="20"/>
+              </w:rPr>
+              <w:t xml:space="preserve">    • What will it do?</w:t>
+            </w:r>
+            <w:r>
+              <w:rPr>
+                <w:rFonts w:ascii="Arial" w:cs="Arial" w:eastAsia="Arial" w:hAnsi="Arial"/>
+                <w:sz w:val="20"/>
+                <w:szCs w:val="20"/>
+              </w:rPr>
+              <w:br/>
+              <w:t xml:space="preserve"/>
+            </w:r>
+            <w:r>
+              <w:rPr>
+                <w:rFonts w:ascii="Arial" w:cs="Arial" w:eastAsia="Arial" w:hAnsi="Arial"/>
+                <w:b w:val="false"/>
+                <w:bCs w:val="false"/>
+                <w:i w:val="false"/>
+                <w:iCs w:val="false"/>
+                <w:color w:val="000000"/>
+                <w:sz w:val="20"/>
+                <w:szCs w:val="20"/>
+              </w:rPr>
+              <w:t xml:space="preserve">    • How will you know when it's done?</w:t>
+            </w:r>
+            <w:r>
+              <w:rPr>
+                <w:rFonts w:ascii="Arial" w:cs="Arial" w:eastAsia="Arial" w:hAnsi="Arial"/>
+                <w:sz w:val="20"/>
+                <w:szCs w:val="20"/>
+              </w:rPr>
+              <w:br/>
+              <w:t xml:space="preserve"/>
+            </w:r>
+            <w:r>
+              <w:rPr>
+                <w:rFonts w:ascii="Arial" w:cs="Arial" w:eastAsia="Arial" w:hAnsi="Arial"/>
+                <w:b w:val="false"/>
+                <w:bCs w:val="false"/>
+                <w:i w:val="false"/>
+                <w:iCs w:val="false"/>
+                <w:color w:val="000000"/>
+                <w:sz w:val="20"/>
+                <w:szCs w:val="20"/>
+              </w:rPr>
+              <w:t xml:space="preserve">    • Clear and specific</w:t>
+            </w:r>
+            <w:r>
+              <w:rPr>
+                <w:rFonts w:ascii="Arial" w:cs="Arial" w:eastAsia="Arial" w:hAnsi="Arial"/>
+                <w:sz w:val="20"/>
+                <w:szCs w:val="20"/>
+              </w:rPr>
+              <w:br/>
+              <w:t xml:space="preserve"/>
+            </w:r>
+            <w:r>
+              <w:rPr>
+                <w:rFonts w:ascii="Arial" w:cs="Arial" w:eastAsia="Arial" w:hAnsi="Arial"/>
+                <w:b w:val="false"/>
+                <w:bCs w:val="false"/>
+                <w:i w:val="false"/>
+                <w:iCs w:val="false"/>
+                <w:color w:val="000000"/>
+                <w:sz w:val="20"/>
+                <w:szCs w:val="20"/>
+              </w:rPr>
+              <w:t xml:space="preserve">    • Example: "Grade Tracker for High School Students" (not just "Grade App")</w:t>
+            </w:r>
+            <w:r>
+              <w:rPr>
+                <w:rFonts w:ascii="Arial" w:cs="Arial" w:eastAsia="Arial" w:hAnsi="Arial"/>
+                <w:sz w:val="20"/>
+                <w:szCs w:val="20"/>
+              </w:rPr>
+              <w:br/>
+              <w:t xml:space="preserve"/>
+            </w:r>
+            <w:r>
+              <w:rPr>
+                <w:rFonts w:ascii="Arial" w:cs="Arial" w:eastAsia="Arial" w:hAnsi="Arial"/>
+                <w:b w:val="false"/>
+                <w:bCs w:val="false"/>
+                <w:i w:val="false"/>
+                <w:iCs w:val="false"/>
+                <w:color w:val="000000"/>
+                <w:sz w:val="20"/>
+                <w:szCs w:val="20"/>
+              </w:rPr>
+              <w:t xml:space="preserve">    • What problem does it solve? (1-2 sentences)</w:t>
+            </w:r>
+            <w:r>
+              <w:rPr>
+                <w:rFonts w:ascii="Arial" w:cs="Arial" w:eastAsia="Arial" w:hAnsi="Arial"/>
+                <w:sz w:val="20"/>
+                <w:szCs w:val="20"/>
+              </w:rPr>
+              <w:br/>
+              <w:t xml:space="preserve"/>
+            </w:r>
+            <w:r>
+              <w:rPr>
+                <w:rFonts w:ascii="Arial" w:cs="Arial" w:eastAsia="Arial" w:hAnsi="Arial"/>
+                <w:sz w:val="20"/>
+                <w:szCs w:val="20"/>
+              </w:rPr>
+              <w:br/>
+              <w:t xml:space="preserve"/>
+            </w:r>
+            <w:r>
+              <w:rPr>
+                <w:rFonts w:ascii="Arial" w:cs="Arial" w:eastAsia="Arial" w:hAnsi="Arial"/>
+                <w:b/>
+                <w:bCs/>
+                <w:i w:val="false"/>
+                <w:iCs w:val="false"/>
+                <w:color w:val="000000"/>
+                <w:sz w:val="20"/>
+                <w:szCs w:val="20"/>
+              </w:rPr>
+              <w:t xml:space="preserve">Vocabulary: </w:t>
+            </w:r>
+            <w:r>
+              <w:rPr>
+                <w:rFonts w:ascii="Arial" w:cs="Arial" w:eastAsia="Arial" w:hAnsi="Arial"/>
+                <w:b w:val="false"/>
+                <w:bCs w:val="false"/>
+                <w:i w:val="false"/>
+                <w:iCs w:val="false"/>
+                <w:color w:val="000000"/>
+                <w:sz w:val="20"/>
+                <w:szCs w:val="20"/>
+              </w:rPr>
+              <w:t xml:space="preserve">proposal, 1-2 pages, 30-45 minutes, 1. Project Title, 2. Problem Statement, 3. Target Audience</w:t>
+            </w:r>
+            <w:r>
+              <w:rPr>
+                <w:rFonts w:ascii="Arial" w:cs="Arial" w:eastAsia="Arial" w:hAnsi="Arial"/>
+                <w:sz w:val="20"/>
+                <w:szCs w:val="20"/>
+              </w:rPr>
+              <w:br/>
+              <w:t xml:space="preserve"/>
+            </w:r>
+            <w:r>
+              <w:rPr>
+                <w:rFonts w:ascii="Arial" w:cs="Arial" w:eastAsia="Arial" w:hAnsi="Arial"/>
+                <w:sz w:val="20"/>
+                <w:szCs w:val="20"/>
+              </w:rPr>
+              <w:br/>
+              <w:t xml:space="preserve"/>
+            </w:r>
+            <w:r>
+              <w:rPr>
+                <w:rFonts w:ascii="Arial" w:cs="Arial" w:eastAsia="Arial" w:hAnsi="Arial"/>
+                <w:b/>
+                <w:bCs/>
+                <w:i/>
+                <w:iCs/>
+                <w:color w:val="555555"/>
+                <w:sz w:val="20"/>
+                <w:szCs w:val="20"/>
+              </w:rPr>
+              <w:t xml:space="preserve">→ Live Demo — </w:t>
+            </w:r>
+            <w:r>
+              <w:rPr>
+                <w:rFonts w:ascii="Arial" w:cs="Arial" w:eastAsia="Arial" w:hAnsi="Arial"/>
+                <w:b w:val="false"/>
+                <w:bCs w:val="false"/>
+                <w:i/>
+                <w:iCs/>
+                <w:color w:val="555555"/>
+                <w:sz w:val="20"/>
+                <w:szCs w:val="20"/>
+              </w:rPr>
+              <w:t xml:space="preserve">type examples as students follow along in their own editor.</w:t>
+            </w:r>
+            <w:r>
+              <w:rPr>
+                <w:rFonts w:ascii="Arial" w:cs="Arial" w:eastAsia="Arial" w:hAnsi="Arial"/>
+                <w:sz w:val="20"/>
+                <w:szCs w:val="20"/>
+              </w:rPr>
+              <w:br/>
+              <w:t xml:space="preserve"/>
+            </w:r>
+            <w:r>
+              <w:rPr>
+                <w:rFonts w:ascii="Arial" w:cs="Arial" w:eastAsia="Arial" w:hAnsi="Arial"/>
+                <w:b/>
+                <w:bCs/>
+                <w:i/>
+                <w:iCs/>
+                <w:color w:val="555555"/>
+                <w:sz w:val="20"/>
+                <w:szCs w:val="20"/>
+              </w:rPr>
+              <w:t xml:space="preserve">→ Check for Understanding: </w:t>
+            </w:r>
+            <w:r>
+              <w:rPr>
+                <w:rFonts w:ascii="Arial" w:cs="Arial" w:eastAsia="Arial" w:hAnsi="Arial"/>
+                <w:b w:val="false"/>
+                <w:bCs w:val="false"/>
+                <w:i/>
+                <w:iCs/>
+                <w:color w:val="555555"/>
+                <w:sz w:val="20"/>
+                <w:szCs w:val="20"/>
+              </w:rPr>
+              <w:t xml:space="preserve">pause and cold-call: “Can someone explain what we just did in their own words?”</w:t>
             </w:r>
           </w:p>
         </w:tc>
@@ -377,9 +1021,9 @@
               <w:right w:val="single" w:color="CCCCCC" w:sz="1"/>
             </w:tcBorders>
             <w:tcMar>
-              <w:top w:type="dxa" w:w="60"/>
+              <w:top w:type="dxa" w:w="80"/>
               <w:left w:type="dxa" w:w="120"/>
-              <w:bottom w:type="dxa" w:w="60"/>
+              <w:bottom w:type="dxa" w:w="80"/>
               <w:right w:type="dxa" w:w="120"/>
             </w:tcMar>
           </w:tcPr>
@@ -406,20 +1050,90 @@
               <w:right w:val="single" w:color="CCCCCC" w:sz="1"/>
             </w:tcBorders>
             <w:tcMar>
-              <w:top w:type="dxa" w:w="60"/>
+              <w:top w:type="dxa" w:w="80"/>
               <w:left w:type="dxa" w:w="120"/>
-              <w:bottom w:type="dxa" w:w="60"/>
+              <w:bottom w:type="dxa" w:w="80"/>
               <w:right w:type="dxa" w:w="120"/>
             </w:tcMar>
           </w:tcPr>
           <w:p>
-            <w:r>
-              <w:rPr>
-                <w:rFonts w:ascii="Arial" w:cs="Arial" w:eastAsia="Arial" w:hAnsi="Arial"/>
-                <w:sz w:val="20"/>
-                <w:szCs w:val="20"/>
+            <w:pPr>
+              <w:spacing w:after="80" w:before="80"/>
+            </w:pPr>
+            <w:r>
+              <w:rPr>
+                <w:rFonts w:ascii="Arial" w:cs="Arial" w:eastAsia="Arial" w:hAnsi="Arial"/>
+                <w:b/>
+                <w:bCs/>
+                <w:i w:val="false"/>
+                <w:iCs w:val="false"/>
+                <w:color w:val="000000"/>
+                <w:sz w:val="22"/>
+                <w:szCs w:val="22"/>
               </w:rPr>
               <w:t xml:space="preserve">Guided Practice</w:t>
+            </w:r>
+            <w:r>
+              <w:rPr>
+                <w:rFonts w:ascii="Arial" w:cs="Arial" w:eastAsia="Arial" w:hAnsi="Arial"/>
+                <w:sz w:val="20"/>
+                <w:szCs w:val="20"/>
+              </w:rPr>
+              <w:br/>
+              <w:t xml:space="preserve"/>
+            </w:r>
+            <w:r>
+              <w:rPr>
+                <w:rFonts w:ascii="Arial" w:cs="Arial" w:eastAsia="Arial" w:hAnsi="Arial"/>
+                <w:sz w:val="20"/>
+                <w:szCs w:val="20"/>
+              </w:rPr>
+              <w:br/>
+              <w:t xml:space="preserve"/>
+            </w:r>
+            <w:r>
+              <w:rPr>
+                <w:rFonts w:ascii="Arial" w:cs="Arial" w:eastAsia="Arial" w:hAnsi="Arial"/>
+                <w:b w:val="false"/>
+                <w:bCs w:val="false"/>
+                <w:i w:val="false"/>
+                <w:iCs w:val="false"/>
+                <w:color w:val="000000"/>
+                <w:sz w:val="20"/>
+                <w:szCs w:val="20"/>
+              </w:rPr>
+              <w:t xml:space="preserve">Using the template above, write a proposal for your capstone project. Follow this process:</w:t>
+            </w:r>
+            <w:r>
+              <w:rPr>
+                <w:rFonts w:ascii="Arial" w:cs="Arial" w:eastAsia="Arial" w:hAnsi="Arial"/>
+                <w:sz w:val="20"/>
+                <w:szCs w:val="20"/>
+              </w:rPr>
+              <w:br/>
+              <w:t xml:space="preserve"/>
+            </w:r>
+            <w:r>
+              <w:rPr>
+                <w:rFonts w:ascii="Arial" w:cs="Arial" w:eastAsia="Arial" w:hAnsi="Arial"/>
+                <w:sz w:val="20"/>
+                <w:szCs w:val="20"/>
+              </w:rPr>
+              <w:br/>
+              <w:t xml:space="preserve"/>
+            </w:r>
+            <w:r>
+              <w:rPr>
+                <w:rFonts w:ascii="Arial" w:cs="Arial" w:eastAsia="Arial" w:hAnsi="Arial"/>
+                <w:b w:val="false"/>
+                <w:bCs w:val="false"/>
+                <w:i/>
+                <w:iCs/>
+                <w:color w:val="555555"/>
+                <w:sz w:val="20"/>
+                <w:szCs w:val="20"/>
+              </w:rPr>
+              <w:t xml:space="preserve">→ Teacher models — students try alongside, then compare results.</w:t>
             </w:r>
           </w:p>
         </w:tc>
@@ -435,9 +1149,9 @@
               <w:right w:val="single" w:color="CCCCCC" w:sz="1"/>
             </w:tcBorders>
             <w:tcMar>
-              <w:top w:type="dxa" w:w="60"/>
+              <w:top w:type="dxa" w:w="80"/>
               <w:left w:type="dxa" w:w="120"/>
-              <w:bottom w:type="dxa" w:w="60"/>
+              <w:bottom w:type="dxa" w:w="80"/>
               <w:right w:type="dxa" w:w="120"/>
             </w:tcMar>
           </w:tcPr>
@@ -450,7 +1164,7 @@
                 <w:sz w:val="20"/>
                 <w:szCs w:val="20"/>
               </w:rPr>
-              <w:t xml:space="preserve">15-20 min</w:t>
+              <w:t xml:space="preserve">15–20 min</w:t>
             </w:r>
           </w:p>
         </w:tc>
@@ -464,20 +1178,164 @@
               <w:right w:val="single" w:color="CCCCCC" w:sz="1"/>
             </w:tcBorders>
             <w:tcMar>
-              <w:top w:type="dxa" w:w="60"/>
+              <w:top w:type="dxa" w:w="80"/>
               <w:left w:type="dxa" w:w="120"/>
-              <w:bottom w:type="dxa" w:w="60"/>
+              <w:bottom w:type="dxa" w:w="80"/>
               <w:right w:type="dxa" w:w="120"/>
             </w:tcMar>
           </w:tcPr>
           <w:p>
-            <w:r>
-              <w:rPr>
-                <w:rFonts w:ascii="Arial" w:cs="Arial" w:eastAsia="Arial" w:hAnsi="Arial"/>
-                <w:sz w:val="20"/>
-                <w:szCs w:val="20"/>
+            <w:pPr>
+              <w:spacing w:after="80" w:before="80"/>
+            </w:pPr>
+            <w:r>
+              <w:rPr>
+                <w:rFonts w:ascii="Arial" w:cs="Arial" w:eastAsia="Arial" w:hAnsi="Arial"/>
+                <w:b/>
+                <w:bCs/>
+                <w:i w:val="false"/>
+                <w:iCs w:val="false"/>
+                <w:color w:val="000000"/>
+                <w:sz w:val="22"/>
+                <w:szCs w:val="22"/>
               </w:rPr>
               <w:t xml:space="preserve">Independent Practice / Code Along</w:t>
+            </w:r>
+            <w:r>
+              <w:rPr>
+                <w:rFonts w:ascii="Arial" w:cs="Arial" w:eastAsia="Arial" w:hAnsi="Arial"/>
+                <w:sz w:val="20"/>
+                <w:szCs w:val="20"/>
+              </w:rPr>
+              <w:br/>
+              <w:t xml:space="preserve"/>
+            </w:r>
+            <w:r>
+              <w:rPr>
+                <w:rFonts w:ascii="Arial" w:cs="Arial" w:eastAsia="Arial" w:hAnsi="Arial"/>
+                <w:b/>
+                <w:bCs/>
+                <w:i w:val="false"/>
+                <w:iCs w:val="false"/>
+                <w:color w:val="000000"/>
+                <w:sz w:val="20"/>
+                <w:szCs w:val="20"/>
+              </w:rPr>
+              <w:t xml:space="preserve">    Beginner: </w:t>
+            </w:r>
+            <w:r>
+              <w:rPr>
+                <w:rFonts w:ascii="Arial" w:cs="Arial" w:eastAsia="Arial" w:hAnsi="Arial"/>
+                <w:b w:val="false"/>
+                <w:bCs w:val="false"/>
+                <w:i w:val="false"/>
+                <w:iCs w:val="false"/>
+                <w:color w:val="000000"/>
+                <w:sz w:val="20"/>
+                <w:szCs w:val="20"/>
+              </w:rPr>
+              <w:t xml:space="preserve">Proposal Review: Read the Grade Tracker proposal above. For each core feature, explain what function(s) you'd need to implement it.</w:t>
+            </w:r>
+            <w:r>
+              <w:rPr>
+                <w:rFonts w:ascii="Arial" w:cs="Arial" w:eastAsia="Arial" w:hAnsi="Arial"/>
+                <w:sz w:val="20"/>
+                <w:szCs w:val="20"/>
+              </w:rPr>
+              <w:br/>
+              <w:t xml:space="preserve"/>
+            </w:r>
+            <w:r>
+              <w:rPr>
+                <w:rFonts w:ascii="Arial" w:cs="Arial" w:eastAsia="Arial" w:hAnsi="Arial"/>
+                <w:b/>
+                <w:bCs/>
+                <w:i w:val="false"/>
+                <w:iCs w:val="false"/>
+                <w:color w:val="000000"/>
+                <w:sz w:val="20"/>
+                <w:szCs w:val="20"/>
+              </w:rPr>
+              <w:t xml:space="preserve">    Intermediate: </w:t>
+            </w:r>
+            <w:r>
+              <w:rPr>
+                <w:rFonts w:ascii="Arial" w:cs="Arial" w:eastAsia="Arial" w:hAnsi="Arial"/>
+                <w:b w:val="false"/>
+                <w:bCs w:val="false"/>
+                <w:i w:val="false"/>
+                <w:iCs w:val="false"/>
+                <w:color w:val="000000"/>
+                <w:sz w:val="20"/>
+                <w:szCs w:val="20"/>
+              </w:rPr>
+              <w:t xml:space="preserve">Define Your Project: Write a 1-paragraph problem statement for a project *you* want to build. Include: what problem it solves, who uses it,…</w:t>
+            </w:r>
+            <w:r>
+              <w:rPr>
+                <w:rFonts w:ascii="Arial" w:cs="Arial" w:eastAsia="Arial" w:hAnsi="Arial"/>
+                <w:sz w:val="20"/>
+                <w:szCs w:val="20"/>
+              </w:rPr>
+              <w:br/>
+              <w:t xml:space="preserve"/>
+            </w:r>
+            <w:r>
+              <w:rPr>
+                <w:rFonts w:ascii="Arial" w:cs="Arial" w:eastAsia="Arial" w:hAnsi="Arial"/>
+                <w:b/>
+                <w:bCs/>
+                <w:i w:val="false"/>
+                <w:iCs w:val="false"/>
+                <w:color w:val="000000"/>
+                <w:sz w:val="20"/>
+                <w:szCs w:val="20"/>
+              </w:rPr>
+              <w:t xml:space="preserve">    Challenge: </w:t>
+            </w:r>
+            <w:r>
+              <w:rPr>
+                <w:rFonts w:ascii="Arial" w:cs="Arial" w:eastAsia="Arial" w:hAnsi="Arial"/>
+                <w:b w:val="false"/>
+                <w:bCs w:val="false"/>
+                <w:i w:val="false"/>
+                <w:iCs w:val="false"/>
+                <w:color w:val="000000"/>
+                <w:sz w:val="20"/>
+                <w:szCs w:val="20"/>
+              </w:rPr>
+              <w:t xml:space="preserve">Your proposal includes 5 core features. You only have time to implement 3 before the first code review. Which 3 would you do first, and why?…</w:t>
+            </w:r>
+            <w:r>
+              <w:rPr>
+                <w:rFonts w:ascii="Arial" w:cs="Arial" w:eastAsia="Arial" w:hAnsi="Arial"/>
+                <w:sz w:val="20"/>
+                <w:szCs w:val="20"/>
+              </w:rPr>
+              <w:br/>
+              <w:t xml:space="preserve"/>
+            </w:r>
+            <w:r>
+              <w:rPr>
+                <w:rFonts w:ascii="Arial" w:cs="Arial" w:eastAsia="Arial" w:hAnsi="Arial"/>
+                <w:sz w:val="20"/>
+                <w:szCs w:val="20"/>
+              </w:rPr>
+              <w:br/>
+              <w:t xml:space="preserve"/>
+            </w:r>
+            <w:r>
+              <w:rPr>
+                <w:rFonts w:ascii="Arial" w:cs="Arial" w:eastAsia="Arial" w:hAnsi="Arial"/>
+                <w:b w:val="false"/>
+                <w:bCs w:val="false"/>
+                <w:i/>
+                <w:iCs/>
+                <w:color w:val="555555"/>
+                <w:sz w:val="20"/>
+                <w:szCs w:val="20"/>
+              </w:rPr>
+              <w:t xml:space="preserve">→ Teacher circulates — offer hints, check for understanding.</w:t>
             </w:r>
           </w:p>
         </w:tc>
@@ -493,9 +1351,9 @@
               <w:right w:val="single" w:color="CCCCCC" w:sz="1"/>
             </w:tcBorders>
             <w:tcMar>
-              <w:top w:type="dxa" w:w="60"/>
+              <w:top w:type="dxa" w:w="80"/>
               <w:left w:type="dxa" w:w="120"/>
-              <w:bottom w:type="dxa" w:w="60"/>
+              <w:bottom w:type="dxa" w:w="80"/>
               <w:right w:type="dxa" w:w="120"/>
             </w:tcMar>
           </w:tcPr>
@@ -522,20 +1380,90 @@
               <w:right w:val="single" w:color="CCCCCC" w:sz="1"/>
             </w:tcBorders>
             <w:tcMar>
-              <w:top w:type="dxa" w:w="60"/>
+              <w:top w:type="dxa" w:w="80"/>
               <w:left w:type="dxa" w:w="120"/>
-              <w:bottom w:type="dxa" w:w="60"/>
+              <w:bottom w:type="dxa" w:w="80"/>
               <w:right w:type="dxa" w:w="120"/>
             </w:tcMar>
           </w:tcPr>
           <w:p>
-            <w:r>
-              <w:rPr>
-                <w:rFonts w:ascii="Arial" w:cs="Arial" w:eastAsia="Arial" w:hAnsi="Arial"/>
-                <w:sz w:val="20"/>
-                <w:szCs w:val="20"/>
+            <w:pPr>
+              <w:spacing w:after="80" w:before="80"/>
+            </w:pPr>
+            <w:r>
+              <w:rPr>
+                <w:rFonts w:ascii="Arial" w:cs="Arial" w:eastAsia="Arial" w:hAnsi="Arial"/>
+                <w:b/>
+                <w:bCs/>
+                <w:i w:val="false"/>
+                <w:iCs w:val="false"/>
+                <w:color w:val="000000"/>
+                <w:sz w:val="22"/>
+                <w:szCs w:val="22"/>
               </w:rPr>
               <w:t xml:space="preserve">Exit Ticket / Wrap-Up</w:t>
+            </w:r>
+            <w:r>
+              <w:rPr>
+                <w:rFonts w:ascii="Arial" w:cs="Arial" w:eastAsia="Arial" w:hAnsi="Arial"/>
+                <w:sz w:val="20"/>
+                <w:szCs w:val="20"/>
+              </w:rPr>
+              <w:br/>
+              <w:t xml:space="preserve"/>
+            </w:r>
+            <w:r>
+              <w:rPr>
+                <w:rFonts w:ascii="Arial" w:cs="Arial" w:eastAsia="Arial" w:hAnsi="Arial"/>
+                <w:sz w:val="20"/>
+                <w:szCs w:val="20"/>
+              </w:rPr>
+              <w:br/>
+              <w:t xml:space="preserve"/>
+            </w:r>
+            <w:r>
+              <w:rPr>
+                <w:rFonts w:ascii="Arial" w:cs="Arial" w:eastAsia="Arial" w:hAnsi="Arial"/>
+                <w:b w:val="false"/>
+                <w:bCs w:val="false"/>
+                <w:i w:val="false"/>
+                <w:iCs w:val="false"/>
+                <w:color w:val="000000"/>
+                <w:sz w:val="20"/>
+                <w:szCs w:val="20"/>
+              </w:rPr>
+              <w:t xml:space="preserve">Quick Check: Write a clear project proposal including problem statement, target audience, core features, and success criteria?</w:t>
+            </w:r>
+            <w:r>
+              <w:rPr>
+                <w:rFonts w:ascii="Arial" w:cs="Arial" w:eastAsia="Arial" w:hAnsi="Arial"/>
+                <w:sz w:val="20"/>
+                <w:szCs w:val="20"/>
+              </w:rPr>
+              <w:br/>
+              <w:t xml:space="preserve"/>
+            </w:r>
+            <w:r>
+              <w:rPr>
+                <w:rFonts w:ascii="Arial" w:cs="Arial" w:eastAsia="Arial" w:hAnsi="Arial"/>
+                <w:sz w:val="20"/>
+                <w:szCs w:val="20"/>
+              </w:rPr>
+              <w:br/>
+              <w:t xml:space="preserve"/>
+            </w:r>
+            <w:r>
+              <w:rPr>
+                <w:rFonts w:ascii="Arial" w:cs="Arial" w:eastAsia="Arial" w:hAnsi="Arial"/>
+                <w:b w:val="false"/>
+                <w:bCs w:val="false"/>
+                <w:i/>
+                <w:iCs/>
+                <w:color w:val="555555"/>
+                <w:sz w:val="20"/>
+                <w:szCs w:val="20"/>
+              </w:rPr>
+              <w:t xml:space="preserve">→ 3–2–1: Name 3 things learned, 2 new vocab words, 1 question you still have.</w:t>
             </w:r>
           </w:p>
         </w:tc>

--- a/Coding 1 - year/Unit 7 - Project Development/Daily Lesson Plans/Word/Day 147.docx
+++ b/Coding 1 - year/Unit 7 - Project Development/Daily Lesson Plans/Word/Day 147.docx
@@ -380,7 +380,7 @@
                 <w:sz w:val="20"/>
                 <w:szCs w:val="20"/>
               </w:rPr>
-              <w:t xml:space="preserve">    What do you already know about how to write a clear project proposal including problem statement, target audience, core features, and success criteria?</w:t>
+              <w:t xml:space="preserve">    If you had to write a clear project proposal including problem statement, target audience, core features, and success criteria, what would be the very first line of code you'd write? Why?</w:t>
             </w:r>
             <w:r>
               <w:rPr>
@@ -477,7 +477,7 @@
                 <w:sz w:val="20"/>
                 <w:szCs w:val="20"/>
               </w:rPr>
-              <w:t xml:space="preserve">Today's Goal: By the end of class you will be able to write a clear project proposal including problem statement, target audience, core features, and success criteria.</w:t>
+              <w:t xml:space="preserve">Today’s Goal: By the end of class you will be able to write a clear project proposal including problem statement, target audience, core features, and success criteria.</w:t>
             </w:r>
             <w:r>
               <w:rPr>
@@ -1432,7 +1432,7 @@
                 <w:sz w:val="20"/>
                 <w:szCs w:val="20"/>
               </w:rPr>
-              <w:t xml:space="preserve">Quick Check: Write a clear project proposal including problem statement, target audience, core features, and success criteria?</w:t>
+              <w:t xml:space="preserve">Without looking at your notes, write pseudocode showing how to write a clear project proposal including problem statement, target audience, core features, and success criteria.</w:t>
             </w:r>
             <w:r>
               <w:rPr>

--- a/Coding 1 - year/Unit 7 - Project Development/Daily Lesson Plans/Word/Day 147.docx
+++ b/Coding 1 - year/Unit 7 - Project Development/Daily Lesson Plans/Word/Day 147.docx
@@ -3343,7 +3343,7 @@
           <w:sz w:val="20"/>
           <w:szCs w:val="20"/>
         </w:rPr>
-        <w:t xml:space="preserve">Challenge: Your proposal includes 5 core features. You only have time to implement 3 before the first code review. Which 3 would you do first, and why? --- ## Reflection &amp; Wrap-Up Today's Big Idea: A clear proposal saves you from coding in circles. Spend time upfront defining what you're building be</w:t>
+        <w:t xml:space="preserve">Challenge: Your proposal includes 5 core features. You only have time to implement 3 before the first code review. Which 3 would you do first, and why? ---</w:t>
       </w:r>
     </w:p>
     <w:p>
